--- a/BGIL_DBT/validation/travel/DM-R/DM-R2_OPUS.docx
+++ b/BGIL_DBT/validation/travel/DM-R/DM-R2_OPUS.docx
@@ -570,6 +570,9 @@
       <w:r>
         <w:t xml:space="preserve">1. OPUS — No links in this project</w:t>
       </w:r>
+      <w:r>
+        <w:t xml:space="preserve">  [M1]</w:t>
+      </w:r>
     </w:p>
     <w:tbl>
       <w:tblPr>

--- a/BGIL_DBT/validation/travel/DM-R/DM-R2_OPUS.docx
+++ b/BGIL_DBT/validation/travel/DM-R/DM-R2_OPUS.docx
@@ -221,7 +221,7 @@
               <w:rPr>
                 <w:b/>
               </w:rPr>
-              <w:t xml:space="preserve">Maximus Travel V2 RAW</w:t>
+              <w:t xml:space="preserve">Maximus Travel RAW</w:t>
             </w:r>
           </w:p>
         </w:tc>
@@ -231,7 +231,7 @@
           </w:tcPr>
           <w:p>
             <w:r>
-              <w:t xml:space="preserve">RAW.MAXIMUS_TRAVEL_V2</w:t>
+              <w:t xml:space="preserve">RAW.MAXIMUS_TRAVEL</w:t>
             </w:r>
           </w:p>
         </w:tc>
@@ -569,9 +569,6 @@
       </w:pPr>
       <w:r>
         <w:t xml:space="preserve">1. OPUS — No links in this project</w:t>
-      </w:r>
-      <w:r>
-        <w:t xml:space="preserve">  [M1]</w:t>
       </w:r>
     </w:p>
     <w:tbl>

--- a/BGIL_DBT/validation/travel/DM-R/DM-R2_OPUS.docx
+++ b/BGIL_DBT/validation/travel/DM-R/DM-R2_OPUS.docx
@@ -570,9 +570,6 @@
       <w:r>
         <w:t xml:space="preserve">1. OPUS — No links in this project</w:t>
       </w:r>
-      <w:r>
-        <w:t xml:space="preserve">  [M1]</w:t>
-      </w:r>
     </w:p>
     <w:tbl>
       <w:tblPr>

--- a/BGIL_DBT/validation/travel/DM-R/DM-R2_OPUS.docx
+++ b/BGIL_DBT/validation/travel/DM-R/DM-R2_OPUS.docx
@@ -520,7 +520,7 @@
           </w:tcPr>
           <w:p>
             <w:r>
-              <w:t xml:space="preserve">No links in this project</w:t>
+              <w:t xml:space="preserve">No links in this project  [M1]</w:t>
             </w:r>
           </w:p>
         </w:tc>
@@ -569,6 +569,12 @@
       </w:pPr>
       <w:r>
         <w:t xml:space="preserve">1. OPUS — No links in this project</w:t>
+      </w:r>
+      <w:r>
+        <w:t xml:space="preserve">  [M1]</w:t>
+      </w:r>
+      <w:r>
+        <w:t xml:space="preserve">  [M1]</w:t>
       </w:r>
     </w:p>
     <w:tbl>
